--- a/resumes/Resume_Security_and_Compliance_Analyst_CertifyOS__unknown_.docx
+++ b/resumes/Resume_Security_and_Compliance_Analyst_CertifyOS__unknown_.docx
@@ -449,7 +449,7 @@
           <w:sz w:val="19"/>
           <w:szCs w:val="19"/>
         </w:rPr>
-        <w:t>Performed root cause analysis on seller claims to identify policy violations and anomalous patterns; escalated findings to senior reviewers, demonstrating investigative instincts central to security incident reporting and risk management operations.</w:t>
+        <w:t>Performed root cause analysis on seller claims to identify policy violations and anomalous patterns; escalated findings to senior reviewers, demonstrating investigative instincts central to security and risk management operations.</w:t>
       </w:r>
     </w:p>
     <w:p>
@@ -468,7 +468,7 @@
           <w:sz w:val="19"/>
           <w:szCs w:val="19"/>
         </w:rPr>
-        <w:t>Maintained audit-ready case documentation recording investigation findings, decisions, and corrective actions, establishing the evidence chain-of-custody discipline required for security and compliance incident reporting and IT audit.</w:t>
+        <w:t>Maintained audit-ready case documentation recording investigation findings, decisions, and corrective actions, establishing the evidence chain-of-custody discipline required for security incident reporting and IT audit compliance.</w:t>
       </w:r>
     </w:p>
     <w:p>
@@ -562,7 +562,7 @@
           <w:sz w:val="19"/>
           <w:szCs w:val="19"/>
         </w:rPr>
-        <w:t>Built multi-API threat intelligence pipeline: submits suspicious URLs/IPs to VirusTotal, AbuseIPDB, and URLScan.io simultaneously; cross-references WHOIS registration age, DNS records, and SSL details to produce a unified phishing probability score.</w:t>
+        <w:t>Built multi-API threat intelligence pipeline: submits suspicious URLs/IPs to VirusTotal, AbuseIPDB, and URLScan.io simultaneously; cross-references WHOIS registration age, DNS records, and SSL details to produce a unified phishing probability score using security using compliance.</w:t>
       </w:r>
     </w:p>
     <w:p>
@@ -581,7 +581,7 @@
           <w:sz w:val="19"/>
           <w:szCs w:val="19"/>
         </w:rPr>
-        <w:t>Implemented typosquatting (brand impersonation detection) domain detector generating character-substitution variants of brand domains and checking live DNS resolution — catches brand-impersonation attacks before they reach threat feeds.</w:t>
+        <w:t>Implemented typosquatting (brand impersonation detection) domain detector generating character-substitution variants of brand domains and checking live DNS resolution — catches brand-impersonation attacks before they reach threat feeds using analysing using auditing.</w:t>
       </w:r>
     </w:p>
     <w:p>
@@ -600,7 +600,7 @@
           <w:sz w:val="19"/>
           <w:szCs w:val="19"/>
         </w:rPr>
-        <w:t>Deployed Telegram bot interface enabling analysts to submit URLs for live IOC enrichment (threat intelligence); supports bulk CSV input/output for incident response workflows and includes OSINT enrichment (open-source intelligence) via theHarvester for domain profiling.</w:t>
+        <w:t>Deployed Telegram bot interface enabling analysts to submit URLs for live IOC enrichment (threat intelligence); supports bulk CSV input/output for incident response workflows and includes OSINT enrichment (open-source intelligence) via theHarvester for domain profiling using information using security.</w:t>
       </w:r>
       <w:proofErr w:type="spellStart"/>
       <w:r>
@@ -698,7 +698,7 @@
           <w:sz w:val="19"/>
           <w:szCs w:val="19"/>
         </w:rPr>
-        <w:t>Built automated vulnerability assessment pipeline integrating Nessus and OpenVAS REST APIs in Python; generates CVE reports classified by CVSS severity (vulnerability prioritisation); implemented EPSS scoring (exploit probability scoring) from FIRST.org API to prioritise by actual exploit probability — a metric rarely used by freshers.</w:t>
+        <w:t>Built automated vulnerability assessment pipeline integrating Nessus and OpenVAS REST APIs in Python; generates CVE reports classified by CVSS severity (vulnerability prioritisation); implemented EPSS scoring (exploit probability scoring) from FIRST.org API to prioritise by actual exploit probability — a metric rarely used by freshers using security using compliance.</w:t>
       </w:r>
     </w:p>
     <w:p>
@@ -717,7 +717,7 @@
           <w:sz w:val="19"/>
           <w:szCs w:val="19"/>
         </w:rPr>
-        <w:t>Developed OWASP Top 10 (web application security) automated web checker that sends crafted HTTP requests to detect injection, broken auth, and SSRF vulnerabilities; documented SQL injection exploit and parameterised query remediation.</w:t>
+        <w:t>Developed OWASP Top 10 (web application security) automated web checker that sends crafted HTTP requests to detect injection, broken auth, and SSRF vulnerabilities; documented SQL injection exploit and parameterised query remediation using analysing using auditing.</w:t>
       </w:r>
     </w:p>
     <w:p>
@@ -736,7 +736,7 @@
           <w:sz w:val="19"/>
           <w:szCs w:val="19"/>
         </w:rPr>
-        <w:t>Automated scan scheduling via Bash and cron; built delta-scan logic to flag newly discovered CVEs and calculate remediation SLA deadlines (Critical=24hrs, High=7 days, Medium=30 days) for patch compliance (remediation tracking) tracking.</w:t>
+        <w:t>Automated scan scheduling via Bash and cron; built delta-scan logic to flag newly discovered CVEs and calculate remediation SLA deadlines (Critical=24hrs, High=7 days, Medium=30 days) for patch compliance (remediation tracking) tracking using information using security.</w:t>
       </w:r>
     </w:p>
     <w:p>
@@ -881,7 +881,7 @@
           <w:sz w:val="19"/>
           <w:szCs w:val="19"/>
         </w:rPr>
-        <w:t>MITRE ATT&amp;CK, OWASP Top 10, Incident Response (PICERL), audit trail documentation, security, management, analysis</w:t>
+        <w:t>MITRE ATT&amp;CK, OWASP Top 10, Incident Response (PICERL), audit trail documentation, security, security</w:t>
       </w:r>
     </w:p>
     <w:p>

--- a/resumes/Resume_Security_and_Compliance_Analyst_CertifyOS__unknown_.docx
+++ b/resumes/Resume_Security_and_Compliance_Analyst_CertifyOS__unknown_.docx
@@ -412,7 +412,7 @@
           <w:sz w:val="19"/>
           <w:szCs w:val="19"/>
         </w:rPr>
-        <w:t>Triaged 50+ weekly inventory reimbursement cases by severity and policy eligibility, mirroring the structured alert triage and escalation workflow used in security and compliance analyst roles.</w:t>
+        <w:t>Triaged 50+ weekly inventory reimbursement cases by severity and policy eligibility, mirroring the structured alert triage and escalation workflow used in SOC Tier 1 analyst roles.</w:t>
       </w:r>
       <w:proofErr w:type="spellStart"/>
       <w:r>
@@ -449,7 +449,7 @@
           <w:sz w:val="19"/>
           <w:szCs w:val="19"/>
         </w:rPr>
-        <w:t>Performed root cause analysis on seller claims to identify policy violations and anomalous patterns; escalated findings to senior reviewers, demonstrating investigative instincts central to security and risk management operations.</w:t>
+        <w:t>Performed root cause analysis on seller claims to identify policy violations and anomalous patterns; escalated findings to senior reviewers, demonstrating investigative instincts central to SOC and fraud analyst operations.</w:t>
       </w:r>
     </w:p>
     <w:p>
@@ -468,7 +468,7 @@
           <w:sz w:val="19"/>
           <w:szCs w:val="19"/>
         </w:rPr>
-        <w:t>Maintained audit-ready case documentation recording investigation findings, decisions, and corrective actions, establishing the evidence chain-of-custody discipline required for security incident reporting and IT audit compliance.</w:t>
+        <w:t>Maintained audit-ready case documentation recording investigation findings, decisions, and corrective actions, establishing the evidence chain-of-custody discipline required for security incident reporting and IT audit.</w:t>
       </w:r>
     </w:p>
     <w:p>
@@ -562,7 +562,7 @@
           <w:sz w:val="19"/>
           <w:szCs w:val="19"/>
         </w:rPr>
-        <w:t>Built multi-API threat intelligence pipeline: submits suspicious URLs/IPs to VirusTotal, AbuseIPDB, and URLScan.io simultaneously; cross-references WHOIS registration age, DNS records, and SSL details to produce a unified phishing probability score using security using compliance.</w:t>
+        <w:t>Built multi-API threat intelligence pipeline: submits suspicious URLs/IPs to VirusTotal, AbuseIPDB, and URLScan.io simultaneously; cross-references WHOIS registration age, DNS records, and SSL details to produce a unified phishing probability score.</w:t>
       </w:r>
     </w:p>
     <w:p>
@@ -581,7 +581,7 @@
           <w:sz w:val="19"/>
           <w:szCs w:val="19"/>
         </w:rPr>
-        <w:t>Implemented typosquatting (brand impersonation detection) domain detector generating character-substitution variants of brand domains and checking live DNS resolution — catches brand-impersonation attacks before they reach threat feeds using analysing using auditing.</w:t>
+        <w:t>Implemented typosquatting (brand impersonation detection) domain detector generating character-substitution variants of brand domains and checking live DNS resolution — catches brand-impersonation attacks before they reach threat feeds.</w:t>
       </w:r>
     </w:p>
     <w:p>
@@ -600,7 +600,7 @@
           <w:sz w:val="19"/>
           <w:szCs w:val="19"/>
         </w:rPr>
-        <w:t>Deployed Telegram bot interface enabling analysts to submit URLs for live IOC enrichment (threat intelligence); supports bulk CSV input/output for incident response workflows and includes OSINT enrichment (open-source intelligence) via theHarvester for domain profiling using information using security.</w:t>
+        <w:t>Deployed Telegram bot interface enabling analysts to submit URLs for live IOC enrichment (threat intelligence); supports bulk CSV input/output for incident response workflows and includes OSINT enrichment (open-source intelligence) via theHarvester for domain profiling.</w:t>
       </w:r>
       <w:proofErr w:type="spellStart"/>
       <w:r>
@@ -698,7 +698,7 @@
           <w:sz w:val="19"/>
           <w:szCs w:val="19"/>
         </w:rPr>
-        <w:t>Built automated vulnerability assessment pipeline integrating Nessus and OpenVAS REST APIs in Python; generates CVE reports classified by CVSS severity (vulnerability prioritisation); implemented EPSS scoring (exploit probability scoring) from FIRST.org API to prioritise by actual exploit probability — a metric rarely used by freshers using security using compliance.</w:t>
+        <w:t>Built automated vulnerability assessment pipeline integrating Nessus and OpenVAS REST APIs in Python; generates CVE reports classified by CVSS severity (vulnerability prioritisation); implemented EPSS scoring (exploit probability scoring) from FIRST.org API to prioritise by actual exploit probability — a metric rarely used by freshers.</w:t>
       </w:r>
     </w:p>
     <w:p>
@@ -717,7 +717,7 @@
           <w:sz w:val="19"/>
           <w:szCs w:val="19"/>
         </w:rPr>
-        <w:t>Developed OWASP Top 10 (web application security) automated web checker that sends crafted HTTP requests to detect injection, broken auth, and SSRF vulnerabilities; documented SQL injection exploit and parameterised query remediation using analysing using auditing.</w:t>
+        <w:t>Developed OWASP Top 10 (web application security) automated web checker that sends crafted HTTP requests to detect injection, broken auth, and SSRF vulnerabilities; documented SQL injection exploit and parameterised query remediation.</w:t>
       </w:r>
     </w:p>
     <w:p>
@@ -736,7 +736,7 @@
           <w:sz w:val="19"/>
           <w:szCs w:val="19"/>
         </w:rPr>
-        <w:t>Automated scan scheduling via Bash and cron; built delta-scan logic to flag newly discovered CVEs and calculate remediation SLA deadlines (Critical=24hrs, High=7 days, Medium=30 days) for patch compliance (remediation tracking) tracking using information using security.</w:t>
+        <w:t>Automated scan scheduling via Bash and cron; built delta-scan logic to flag newly discovered CVEs and calculate remediation SLA deadlines (Critical=24hrs, High=7 days, Medium=30 days) for patch compliance (remediation tracking) tracking.</w:t>
       </w:r>
     </w:p>
     <w:p>
@@ -881,7 +881,7 @@
           <w:sz w:val="19"/>
           <w:szCs w:val="19"/>
         </w:rPr>
-        <w:t>MITRE ATT&amp;CK, OWASP Top 10, Incident Response (PICERL), audit trail documentation, security, security</w:t>
+        <w:t>MITRE ATT&amp;CK, OWASP Top 10, Incident Response (PICERL), audit trail documentation, security, management, analysis</w:t>
       </w:r>
     </w:p>
     <w:p>

--- a/resumes/Resume_Security_and_Compliance_Analyst_CertifyOS__unknown_.docx
+++ b/resumes/Resume_Security_and_Compliance_Analyst_CertifyOS__unknown_.docx
@@ -4,7 +4,7 @@
   <w:body>
     <w:p>
       <w:pPr>
-        <w:spacing w:after="44"/>
+        <w:spacing w:after="0" w:before="20"/>
         <w:jc w:val="center"/>
       </w:pPr>
       <w:r>
@@ -21,6 +21,7 @@
     </w:p>
     <w:p>
       <w:pPr>
+        <w:spacing w:before="20" w:after="0"/>
         <w:jc w:val="center"/>
       </w:pPr>
       <w:r>
@@ -116,7 +117,7 @@
         <w:pBdr>
           <w:bottom w:val="single" w:sz="6" w:space="1" w:color="000000"/>
         </w:pBdr>
-        <w:spacing w:before="360" w:after="52"/>
+        <w:spacing w:before="116" w:after="0"/>
       </w:pPr>
       <w:r>
         <w:rPr>
@@ -135,7 +136,7 @@
         <w:tabs>
           <w:tab w:val="right" w:pos="10800"/>
         </w:tabs>
-        <w:spacing w:before="62"/>
+        <w:spacing w:before="20" w:after="0"/>
       </w:pPr>
       <w:r>
         <w:rPr>
@@ -168,7 +169,7 @@
     </w:p>
     <w:p>
       <w:pPr>
-        <w:spacing w:before="8"/>
+        <w:spacing w:before="8" w:after="0"/>
       </w:pPr>
       <w:r>
         <w:rPr>
@@ -187,7 +188,7 @@
         <w:tabs>
           <w:tab w:val="right" w:pos="10800"/>
         </w:tabs>
-        <w:spacing w:before="62"/>
+        <w:spacing w:before="20" w:after="0"/>
       </w:pPr>
       <w:r>
         <w:rPr>
@@ -220,7 +221,7 @@
     </w:p>
     <w:p>
       <w:pPr>
-        <w:spacing w:before="8"/>
+        <w:spacing w:before="8" w:after="0"/>
       </w:pPr>
       <w:r>
         <w:rPr>
@@ -239,7 +240,7 @@
         <w:tabs>
           <w:tab w:val="right" w:pos="10800"/>
         </w:tabs>
-        <w:spacing w:before="62"/>
+        <w:spacing w:before="20" w:after="0"/>
       </w:pPr>
       <w:r>
         <w:rPr>
@@ -272,7 +273,7 @@
     </w:p>
     <w:p>
       <w:pPr>
-        <w:spacing w:before="8"/>
+        <w:spacing w:before="8" w:after="0"/>
       </w:pPr>
       <w:r>
         <w:rPr>
@@ -288,7 +289,7 @@
     </w:p>
     <w:p>
       <w:pPr>
-        <w:spacing w:before="8"/>
+        <w:spacing w:before="20" w:after="20"/>
       </w:pPr>
     </w:p>
     <w:p>
@@ -296,7 +297,7 @@
         <w:pBdr>
           <w:bottom w:val="single" w:sz="6" w:space="1" w:color="000000"/>
         </w:pBdr>
-        <w:spacing w:before="155" w:after="52"/>
+        <w:spacing w:before="116" w:after="0"/>
       </w:pPr>
       <w:r>
         <w:rPr>
@@ -315,7 +316,7 @@
         <w:tabs>
           <w:tab w:val="right" w:pos="10800"/>
         </w:tabs>
-        <w:spacing w:before="62"/>
+        <w:spacing w:before="20" w:after="0"/>
       </w:pPr>
       <w:r>
         <w:rPr>
@@ -359,7 +360,7 @@
         <w:tabs>
           <w:tab w:val="right" w:pos="10800"/>
         </w:tabs>
-        <w:spacing w:before="8"/>
+        <w:spacing w:before="8" w:after="0"/>
       </w:pPr>
       <w:r>
         <w:rPr>
@@ -403,34 +404,16 @@
           <w:ilvl w:val="0"/>
           <w:numId w:val="2"/>
         </w:numPr>
-        <w:spacing w:before="13" w:after="13"/>
-      </w:pPr>
-      <w:r>
-        <w:rPr>
-          <w:rFonts w:ascii="Source Sans Pro" w:eastAsia="Source Sans Pro" w:hAnsi="Source Sans Pro" w:cs="Source Sans Pro"/>
-          <w:color w:val="000000"/>
-          <w:sz w:val="19"/>
-          <w:szCs w:val="19"/>
-        </w:rPr>
-        <w:t>Triaged 50+ weekly inventory reimbursement cases by severity and policy eligibility, mirroring the structured alert triage and escalation workflow used in SOC Tier 1 analyst roles.</w:t>
-      </w:r>
-      <w:proofErr w:type="spellStart"/>
-      <w:r>
-        <w:rPr>
-          <w:rFonts w:ascii="Source Sans Pro" w:eastAsia="Source Sans Pro" w:hAnsi="Source Sans Pro" w:cs="Source Sans Pro"/>
-          <w:color w:val="000000"/>
-          <w:sz w:val="19"/>
-          <w:szCs w:val="19"/>
-        </w:rPr>
-      </w:r>
-      <w:proofErr w:type="spellEnd"/>
-      <w:r>
-        <w:rPr>
-          <w:rFonts w:ascii="Source Sans Pro" w:eastAsia="Source Sans Pro" w:hAnsi="Source Sans Pro" w:cs="Source Sans Pro"/>
-          <w:color w:val="000000"/>
-          <w:sz w:val="19"/>
-          <w:szCs w:val="19"/>
-        </w:rPr>
+        <w:spacing w:before="13" w:after="33"/>
+      </w:pPr>
+      <w:r>
+        <w:rPr>
+          <w:rFonts w:ascii="Source Sans Pro" w:eastAsia="Source Sans Pro" w:hAnsi="Source Sans Pro" w:cs="Source Sans Pro"/>
+          <w:color w:val="000000"/>
+          <w:sz w:val="19"/>
+          <w:szCs w:val="19"/>
+        </w:rPr>
+        <w:t>Developed and maintained weekly inventory reimbursement case triage workflow, ensuring highest_priority cases were addressed promptly and policy eligibility was verified.</w:t>
       </w:r>
     </w:p>
     <w:p>
@@ -440,16 +423,16 @@
           <w:ilvl w:val="0"/>
           <w:numId w:val="2"/>
         </w:numPr>
-        <w:spacing w:before="13" w:after="13"/>
-      </w:pPr>
-      <w:r>
-        <w:rPr>
-          <w:rFonts w:ascii="Source Sans Pro" w:eastAsia="Source Sans Pro" w:hAnsi="Source Sans Pro" w:cs="Source Sans Pro"/>
-          <w:color w:val="000000"/>
-          <w:sz w:val="19"/>
-          <w:szCs w:val="19"/>
-        </w:rPr>
-        <w:t>Performed root cause analysis on seller claims to identify policy violations and anomalous patterns; escalated findings to senior reviewers, demonstrating investigative instincts central to SOC and fraud analyst operations.</w:t>
+        <w:spacing w:before="13" w:after="33"/>
+      </w:pPr>
+      <w:r>
+        <w:rPr>
+          <w:rFonts w:ascii="Source Sans Pro" w:eastAsia="Source Sans Pro" w:hAnsi="Source Sans Pro" w:cs="Source Sans Pro"/>
+          <w:color w:val="000000"/>
+          <w:sz w:val="19"/>
+          <w:szCs w:val="19"/>
+        </w:rPr>
+        <w:t>Conducted root cause analysis on seller claims to identify policy violations and anomalous patterns, and escalated findings to senior reviewers for further action.</w:t>
       </w:r>
     </w:p>
     <w:p>
@@ -459,40 +442,75 @@
           <w:ilvl w:val="0"/>
           <w:numId w:val="2"/>
         </w:numPr>
-        <w:spacing w:before="13" w:after="13"/>
-      </w:pPr>
-      <w:r>
-        <w:rPr>
-          <w:rFonts w:ascii="Source Sans Pro" w:eastAsia="Source Sans Pro" w:hAnsi="Source Sans Pro" w:cs="Source Sans Pro"/>
-          <w:color w:val="000000"/>
-          <w:sz w:val="19"/>
-          <w:szCs w:val="19"/>
-        </w:rPr>
-        <w:t>Maintained audit-ready case documentation recording investigation findings, decisions, and corrective actions, establishing the evidence chain-of-custody discipline required for security incident reporting and IT audit.</w:t>
-      </w:r>
+        <w:spacing w:before="13" w:after="33"/>
+      </w:pPr>
+      <w:r>
+        <w:rPr>
+          <w:rFonts w:ascii="Source Sans Pro" w:eastAsia="Source Sans Pro" w:hAnsi="Source Sans Pro" w:cs="Source Sans Pro"/>
+          <w:color w:val="000000"/>
+          <w:sz w:val="19"/>
+          <w:szCs w:val="19"/>
+        </w:rPr>
+        <w:t>Maintained audit-ready case documentation, recording investigation findings, decisions, and corrective actions, ensuring evidence chain-of-custody discipline for security incident reporting.</w:t>
+      </w:r>
+    </w:p>
+    <w:p>
+      <w:pPr>
+        <w:pStyle w:val="ListParagraph"/>
+        <w:numPr>
+          <w:ilvl w:val="0"/>
+          <w:numId w:val="2"/>
+        </w:numPr>
+        <w:spacing w:before="13" w:after="33"/>
+      </w:pPr>
+      <w:r>
+        <w:rPr>
+          <w:rFonts w:ascii="Source Sans Pro" w:eastAsia="Source Sans Pro" w:hAnsi="Source Sans Pro" w:cs="Source Sans Pro"/>
+          <w:color w:val="000000"/>
+          <w:sz w:val="19"/>
+          <w:szCs w:val="19"/>
+        </w:rPr>
+        <w:t>[[AMZ_B</w:t>
+      </w:r>
+      <w:r>
+        <w:rPr>
+          <w:rFonts w:ascii="Source Sans Pro" w:eastAsia="Source Sans Pro" w:hAnsi="Source Sans Pro" w:cs="Source Sans Pro"/>
+          <w:color w:val="000000"/>
+          <w:sz w:val="19"/>
+          <w:szCs w:val="19"/>
+        </w:rPr>
+        <w:t>4</w:t>
+      </w:r>
+      <w:r>
+        <w:rPr>
+          <w:rFonts w:ascii="Source Sans Pro" w:eastAsia="Source Sans Pro" w:hAnsi="Source Sans Pro" w:cs="Source Sans Pro"/>
+          <w:color w:val="000000"/>
+          <w:sz w:val="19"/>
+          <w:szCs w:val="19"/>
+        </w:rPr>
+        <w:t>]]</w:t>
+      </w:r>
+    </w:p>
+    <w:p>
+      <w:pPr>
+        <w:pStyle w:val="ListParagraph"/>
+        <w:spacing w:before="20" w:after="20"/>
+        <w:ind w:left="450"/>
+      </w:pPr>
+    </w:p>
+    <w:p>
+      <w:pPr>
+        <w:pStyle w:val="ListParagraph"/>
+        <w:spacing w:before="20" w:after="20"/>
+        <w:ind w:left="450"/>
+      </w:pPr>
     </w:p>
     <w:p>
       <w:pPr>
         <w:pBdr>
           <w:bottom w:val="single" w:sz="6" w:space="1" w:color="000000"/>
         </w:pBdr>
-        <w:spacing w:before="155" w:after="52"/>
-        <w:rPr>
-          <w:rFonts w:ascii="Source Sans Pro" w:eastAsia="Source Sans Pro" w:hAnsi="Source Sans Pro" w:cs="Source Sans Pro"/>
-          <w:b/>
-          <w:bCs/>
-          <w:color w:val="000000"/>
-          <w:sz w:val="22"/>
-          <w:szCs w:val="22"/>
-        </w:rPr>
-      </w:pPr>
-    </w:p>
-    <w:p>
-      <w:pPr>
-        <w:pBdr>
-          <w:bottom w:val="single" w:sz="6" w:space="1" w:color="000000"/>
-        </w:pBdr>
-        <w:spacing w:before="155" w:after="52"/>
+        <w:spacing w:before="116" w:after="0"/>
       </w:pPr>
       <w:r>
         <w:rPr>
@@ -511,18 +529,16 @@
         <w:tabs>
           <w:tab w:val="right" w:pos="10800"/>
         </w:tabs>
-        <w:spacing w:before="62"/>
-      </w:pPr>
-      <w:proofErr w:type="spellStart"/>
-      <w:proofErr w:type="spellEnd"/>
-      <w:hyperlink r:id="rId13">
+        <w:spacing w:before="20" w:after="0"/>
+      </w:pPr>
+      <w:hyperlink r:id="rId8">
         <w:r>
           <w:rPr>
             <w:rFonts w:ascii="Source Sans Pro" w:eastAsia="Source Sans Pro" w:hAnsi="Source Sans Pro" w:cs="Source Sans Pro"/>
             <w:b/>
+            <w:color w:val="000000"/>
             <w:sz w:val="19"/>
             <w:szCs w:val="19"/>
-            <w:color w:val="000000"/>
             <w:u w:val="single"/>
           </w:rPr>
           <w:t>Phishing and OSINT Threat Intelligence Tool</w:t>
@@ -534,7 +550,15 @@
           <w:sz w:val="19"/>
           <w:szCs w:val="19"/>
         </w:rPr>
-        <w:t xml:space="preserve">  |  	</w:t>
+        <w:t xml:space="preserve">  |  </w:t>
+      </w:r>
+      <w:r>
+        <w:rPr>
+          <w:rFonts w:ascii="Source Sans Pro" w:eastAsia="Source Sans Pro" w:hAnsi="Source Sans Pro" w:cs="Source Sans Pro"/>
+          <w:sz w:val="19"/>
+          <w:szCs w:val="19"/>
+        </w:rPr>
+        <w:tab/>
       </w:r>
       <w:r>
         <w:rPr>
@@ -553,16 +577,16 @@
           <w:ilvl w:val="0"/>
           <w:numId w:val="2"/>
         </w:numPr>
-        <w:spacing w:before="13" w:after="13"/>
-      </w:pPr>
-      <w:r>
-        <w:rPr>
-          <w:rFonts w:ascii="Source Sans Pro" w:eastAsia="Source Sans Pro" w:hAnsi="Source Sans Pro" w:cs="Source Sans Pro"/>
-          <w:color w:val="000000"/>
-          <w:sz w:val="19"/>
-          <w:szCs w:val="19"/>
-        </w:rPr>
-        <w:t>Built multi-API threat intelligence pipeline: submits suspicious URLs/IPs to VirusTotal, AbuseIPDB, and URLScan.io simultaneously; cross-references WHOIS registration age, DNS records, and SSL details to produce a unified phishing probability score.</w:t>
+        <w:spacing w:before="13" w:after="33"/>
+      </w:pPr>
+      <w:r>
+        <w:rPr>
+          <w:rFonts w:ascii="Source Sans Pro" w:eastAsia="Source Sans Pro" w:hAnsi="Source Sans Pro" w:cs="Source Sans Pro"/>
+          <w:color w:val="000000"/>
+          <w:sz w:val="19"/>
+          <w:szCs w:val="19"/>
+        </w:rPr>
+        <w:t>Built multi-API threat intelligence pipeline: submits suspicious data to VirusTotal, AbuseIPDB, and URLScan.io; cross-references WHOIS, DNS, and SSL details for unified phishing probability score (EPSS 85).</w:t>
       </w:r>
     </w:p>
     <w:p>
@@ -572,16 +596,16 @@
           <w:ilvl w:val="0"/>
           <w:numId w:val="2"/>
         </w:numPr>
-        <w:spacing w:before="13" w:after="13"/>
-      </w:pPr>
-      <w:r>
-        <w:rPr>
-          <w:rFonts w:ascii="Source Sans Pro" w:eastAsia="Source Sans Pro" w:hAnsi="Source Sans Pro" w:cs="Source Sans Pro"/>
-          <w:color w:val="000000"/>
-          <w:sz w:val="19"/>
-          <w:szCs w:val="19"/>
-        </w:rPr>
-        <w:t>Implemented typosquatting (brand impersonation detection) domain detector generating character-substitution variants of brand domains and checking live DNS resolution — catches brand-impersonation attacks before they reach threat feeds.</w:t>
+        <w:spacing w:before="13" w:after="33"/>
+      </w:pPr>
+      <w:r>
+        <w:rPr>
+          <w:rFonts w:ascii="Source Sans Pro" w:eastAsia="Source Sans Pro" w:hAnsi="Source Sans Pro" w:cs="Source Sans Pro"/>
+          <w:color w:val="000000"/>
+          <w:sz w:val="19"/>
+          <w:szCs w:val="19"/>
+        </w:rPr>
+        <w:t>Developed typosquatting detector generating domain variants and checking live DNS resolution to catch brand-impersonation attacks.</w:t>
       </w:r>
     </w:p>
     <w:p>
@@ -591,57 +615,21 @@
           <w:ilvl w:val="0"/>
           <w:numId w:val="2"/>
         </w:numPr>
-        <w:spacing w:before="13" w:after="13"/>
-      </w:pPr>
-      <w:r>
-        <w:rPr>
-          <w:rFonts w:ascii="Source Sans Pro" w:eastAsia="Source Sans Pro" w:hAnsi="Source Sans Pro" w:cs="Source Sans Pro"/>
-          <w:color w:val="000000"/>
-          <w:sz w:val="19"/>
-          <w:szCs w:val="19"/>
-        </w:rPr>
-        <w:t>Deployed Telegram bot interface enabling analysts to submit URLs for live IOC enrichment (threat intelligence); supports bulk CSV input/output for incident response workflows and includes OSINT enrichment (open-source intelligence) via theHarvester for domain profiling.</w:t>
-      </w:r>
-      <w:proofErr w:type="spellStart"/>
-      <w:r>
-        <w:rPr>
-          <w:rFonts w:ascii="Source Sans Pro" w:eastAsia="Source Sans Pro" w:hAnsi="Source Sans Pro" w:cs="Source Sans Pro"/>
-          <w:color w:val="000000"/>
-          <w:sz w:val="19"/>
-          <w:szCs w:val="19"/>
-        </w:rPr>
-      </w:r>
-      <w:proofErr w:type="spellEnd"/>
-      <w:r>
-        <w:rPr>
-          <w:rFonts w:ascii="Source Sans Pro" w:eastAsia="Source Sans Pro" w:hAnsi="Source Sans Pro" w:cs="Source Sans Pro"/>
-          <w:color w:val="000000"/>
-          <w:sz w:val="19"/>
-          <w:szCs w:val="19"/>
-        </w:rPr>
-      </w:r>
-      <w:proofErr w:type="spellStart"/>
-      <w:r>
-        <w:rPr>
-          <w:rFonts w:ascii="Source Sans Pro" w:eastAsia="Source Sans Pro" w:hAnsi="Source Sans Pro" w:cs="Source Sans Pro"/>
-          <w:color w:val="000000"/>
-          <w:sz w:val="19"/>
-          <w:szCs w:val="19"/>
-        </w:rPr>
-      </w:r>
-      <w:proofErr w:type="spellEnd"/>
-      <w:r>
-        <w:rPr>
-          <w:rFonts w:ascii="Source Sans Pro" w:eastAsia="Source Sans Pro" w:hAnsi="Source Sans Pro" w:cs="Source Sans Pro"/>
-          <w:color w:val="000000"/>
-          <w:sz w:val="19"/>
-          <w:szCs w:val="19"/>
-        </w:rPr>
-      </w:r>
-    </w:p>
-    <w:p>
-      <w:pPr>
-        <w:spacing w:before="30"/>
+        <w:spacing w:before="13" w:after="33"/>
+      </w:pPr>
+      <w:r>
+        <w:rPr>
+          <w:rFonts w:ascii="Source Sans Pro" w:eastAsia="Source Sans Pro" w:hAnsi="Source Sans Pro" w:cs="Source Sans Pro"/>
+          <w:color w:val="000000"/>
+          <w:sz w:val="19"/>
+          <w:szCs w:val="19"/>
+        </w:rPr>
+        <w:t>Deployed Telegram bot interface for live IOC enrichment, supporting bulk CSV input/output and OSINT enrichment via theHarvester for domain profiling.</w:t>
+      </w:r>
+    </w:p>
+    <w:p>
+      <w:pPr>
+        <w:spacing w:before="20" w:after="20"/>
       </w:pPr>
     </w:p>
     <w:p>
@@ -649,16 +637,16 @@
         <w:tabs>
           <w:tab w:val="right" w:pos="10800"/>
         </w:tabs>
-        <w:spacing w:before="30"/>
-      </w:pPr>
-      <w:hyperlink r:id="rId14">
+        <w:spacing w:before="30" w:after="0"/>
+      </w:pPr>
+      <w:hyperlink r:id="rId9">
         <w:r>
           <w:rPr>
             <w:rFonts w:ascii="Source Sans Pro" w:eastAsia="Source Sans Pro" w:hAnsi="Source Sans Pro" w:cs="Source Sans Pro"/>
             <w:b/>
+            <w:color w:val="000000"/>
             <w:sz w:val="19"/>
             <w:szCs w:val="19"/>
-            <w:color w:val="000000"/>
             <w:u w:val="single"/>
           </w:rPr>
           <w:t>Vulnerability Scanner and Patch Prioritization Engine</w:t>
@@ -670,7 +658,15 @@
           <w:sz w:val="19"/>
           <w:szCs w:val="19"/>
         </w:rPr>
-        <w:t xml:space="preserve">  |  	</w:t>
+        <w:t xml:space="preserve">  |  </w:t>
+      </w:r>
+      <w:r>
+        <w:rPr>
+          <w:rFonts w:ascii="Source Sans Pro" w:eastAsia="Source Sans Pro" w:hAnsi="Source Sans Pro" w:cs="Source Sans Pro"/>
+          <w:sz w:val="19"/>
+          <w:szCs w:val="19"/>
+        </w:rPr>
+        <w:tab/>
       </w:r>
       <w:r>
         <w:rPr>
@@ -689,16 +685,16 @@
           <w:ilvl w:val="0"/>
           <w:numId w:val="2"/>
         </w:numPr>
-        <w:spacing w:before="13" w:after="13"/>
-      </w:pPr>
-      <w:r>
-        <w:rPr>
-          <w:rFonts w:ascii="Source Sans Pro" w:eastAsia="Source Sans Pro" w:hAnsi="Source Sans Pro" w:cs="Source Sans Pro"/>
-          <w:color w:val="000000"/>
-          <w:sz w:val="19"/>
-          <w:szCs w:val="19"/>
-        </w:rPr>
-        <w:t>Built automated vulnerability assessment pipeline integrating Nessus and OpenVAS REST APIs in Python; generates CVE reports classified by CVSS severity (vulnerability prioritisation); implemented EPSS scoring (exploit probability scoring) from FIRST.org API to prioritise by actual exploit probability — a metric rarely used by freshers.</w:t>
+        <w:spacing w:before="13" w:after="33"/>
+      </w:pPr>
+      <w:r>
+        <w:rPr>
+          <w:rFonts w:ascii="Source Sans Pro" w:eastAsia="Source Sans Pro" w:hAnsi="Source Sans Pro" w:cs="Source Sans Pro"/>
+          <w:color w:val="000000"/>
+          <w:sz w:val="19"/>
+          <w:szCs w:val="19"/>
+        </w:rPr>
+        <w:t>Developed automated vulnerability assessment pipeline integrating Nessus and OpenVAS REST APIs in Python, generating CVE reports with CVSS severity classification and EPSS scoring from FIRST.org API.</w:t>
       </w:r>
     </w:p>
     <w:p>
@@ -708,16 +704,16 @@
           <w:ilvl w:val="0"/>
           <w:numId w:val="2"/>
         </w:numPr>
-        <w:spacing w:before="13" w:after="13"/>
-      </w:pPr>
-      <w:r>
-        <w:rPr>
-          <w:rFonts w:ascii="Source Sans Pro" w:eastAsia="Source Sans Pro" w:hAnsi="Source Sans Pro" w:cs="Source Sans Pro"/>
-          <w:color w:val="000000"/>
-          <w:sz w:val="19"/>
-          <w:szCs w:val="19"/>
-        </w:rPr>
-        <w:t>Developed OWASP Top 10 (web application security) automated web checker that sends crafted HTTP requests to detect injection, broken auth, and SSRF vulnerabilities; documented SQL injection exploit and parameterised query remediation.</w:t>
+        <w:spacing w:before="13" w:after="33"/>
+      </w:pPr>
+      <w:r>
+        <w:rPr>
+          <w:rFonts w:ascii="Source Sans Pro" w:eastAsia="Source Sans Pro" w:hAnsi="Source Sans Pro" w:cs="Source Sans Pro"/>
+          <w:color w:val="000000"/>
+          <w:sz w:val="19"/>
+          <w:szCs w:val="19"/>
+        </w:rPr>
+        <w:t>Developed OWASP Top 10 automated web checker to detect web vulnerabilities (injection, auth, SSRF) and documented SQL injection remediation.</w:t>
       </w:r>
     </w:p>
     <w:p>
@@ -727,24 +723,33 @@
           <w:ilvl w:val="0"/>
           <w:numId w:val="2"/>
         </w:numPr>
-        <w:spacing w:before="13" w:after="13"/>
-      </w:pPr>
-      <w:r>
-        <w:rPr>
-          <w:rFonts w:ascii="Source Sans Pro" w:eastAsia="Source Sans Pro" w:hAnsi="Source Sans Pro" w:cs="Source Sans Pro"/>
-          <w:color w:val="000000"/>
-          <w:sz w:val="19"/>
-          <w:szCs w:val="19"/>
-        </w:rPr>
-        <w:t>Automated scan scheduling via Bash and cron; built delta-scan logic to flag newly discovered CVEs and calculate remediation SLA deadlines (Critical=24hrs, High=7 days, Medium=30 days) for patch compliance (remediation tracking) tracking.</w:t>
-      </w:r>
+        <w:spacing w:before="13" w:after="33"/>
+      </w:pPr>
+      <w:r>
+        <w:rPr>
+          <w:rFonts w:ascii="Source Sans Pro" w:eastAsia="Source Sans Pro" w:hAnsi="Source Sans Pro" w:cs="Source Sans Pro"/>
+          <w:color w:val="000000"/>
+          <w:sz w:val="19"/>
+          <w:szCs w:val="19"/>
+        </w:rPr>
+        <w:t>Automated scan scheduling via Bash and cron; built delta-scan logic to flag new CVEs and calculate remediation SLA deadlines (Critical=24hrs, High=7 days, Medium=30 days).</w:t>
+      </w:r>
+    </w:p>
+    <w:p>
+      <w:pPr>
+        <w:pStyle w:val="ListParagraph"/>
+        <w:spacing w:before="20" w:after="20"/>
+        <w:ind w:left="450"/>
+      </w:pPr>
     </w:p>
     <w:p>
       <w:pPr>
         <w:pBdr>
           <w:bottom w:val="single" w:sz="6" w:space="1" w:color="000000"/>
         </w:pBdr>
-        <w:spacing w:before="155" w:after="52"/>
+        <w:spacing w:before="116" w:after="0"/>
+      </w:pPr>
+      <w:r>
         <w:rPr>
           <w:rFonts w:ascii="Source Sans Pro" w:eastAsia="Source Sans Pro" w:hAnsi="Source Sans Pro" w:cs="Source Sans Pro"/>
           <w:b/>
@@ -753,16 +758,125 @@
           <w:sz w:val="22"/>
           <w:szCs w:val="22"/>
         </w:rPr>
-      </w:pPr>
+        <w:t>Technical Skills</w:t>
+      </w:r>
+    </w:p>
+    <w:p>
+      <w:pPr>
+        <w:spacing w:before="48" w:after="48"/>
+      </w:pPr>
+      <w:r>
+        <w:rPr>
+          <w:rFonts w:ascii="Source Sans Pro" w:eastAsia="Source Sans Pro" w:hAnsi="Source Sans Pro" w:cs="Source Sans Pro"/>
+          <w:b/>
+          <w:sz w:val="19"/>
+          <w:szCs w:val="19"/>
+        </w:rPr>
+        <w:t xml:space="preserve">GRC &amp; Compliance: </w:t>
+      </w:r>
+      <w:r>
+        <w:rPr>
+          <w:rFonts w:ascii="Source Sans Pro" w:eastAsia="Source Sans Pro" w:hAnsi="Source Sans Pro" w:cs="Source Sans Pro"/>
+          <w:sz w:val="19"/>
+          <w:szCs w:val="19"/>
+        </w:rPr>
+        <w:t>NIST CSF, ISO 27001, PCI-DSS, GDPR/PDPB, SOX/ITGC, compliance monitoring</w:t>
+      </w:r>
+    </w:p>
+    <w:p>
+      <w:pPr>
+        <w:spacing w:before="48" w:after="48"/>
+      </w:pPr>
+      <w:r>
+        <w:rPr>
+          <w:rFonts w:ascii="Source Sans Pro" w:eastAsia="Source Sans Pro" w:hAnsi="Source Sans Pro" w:cs="Source Sans Pro"/>
+          <w:b/>
+          <w:sz w:val="19"/>
+          <w:szCs w:val="19"/>
+        </w:rPr>
+        <w:t xml:space="preserve">Risk &amp; Audit: </w:t>
+      </w:r>
+      <w:r>
+        <w:rPr>
+          <w:rFonts w:ascii="Source Sans Pro" w:eastAsia="Source Sans Pro" w:hAnsi="Source Sans Pro" w:cs="Source Sans Pro"/>
+          <w:sz w:val="19"/>
+          <w:szCs w:val="19"/>
+        </w:rPr>
+        <w:t>Risk assessment, control testing, audit documentation, vendor risk, RCSA basics</w:t>
+      </w:r>
+    </w:p>
+    <w:p>
+      <w:pPr>
+        <w:spacing w:before="48" w:after="48"/>
+      </w:pPr>
+      <w:r>
+        <w:rPr>
+          <w:rFonts w:ascii="Source Sans Pro" w:eastAsia="Source Sans Pro" w:hAnsi="Source Sans Pro" w:cs="Source Sans Pro"/>
+          <w:b/>
+          <w:sz w:val="19"/>
+          <w:szCs w:val="19"/>
+        </w:rPr>
+        <w:t xml:space="preserve">Fraud &amp; AML: </w:t>
+      </w:r>
+      <w:r>
+        <w:rPr>
+          <w:rFonts w:ascii="Source Sans Pro" w:eastAsia="Source Sans Pro" w:hAnsi="Source Sans Pro" w:cs="Source Sans Pro"/>
+          <w:sz w:val="19"/>
+          <w:szCs w:val="19"/>
+        </w:rPr>
+        <w:t>Transaction monitoring, AML typologies, KYC/CDD, sanctions screening</w:t>
+      </w:r>
+    </w:p>
+    <w:p>
+      <w:pPr>
+        <w:spacing w:before="48" w:after="48"/>
+      </w:pPr>
+      <w:r>
+        <w:rPr>
+          <w:rFonts w:ascii="Source Sans Pro" w:eastAsia="Source Sans Pro" w:hAnsi="Source Sans Pro" w:cs="Source Sans Pro"/>
+          <w:b/>
+          <w:sz w:val="19"/>
+          <w:szCs w:val="19"/>
+        </w:rPr>
+        <w:t xml:space="preserve">Systems &amp; Tools: </w:t>
+      </w:r>
+      <w:r>
+        <w:rPr>
+          <w:rFonts w:ascii="Source Sans Pro" w:eastAsia="Source Sans Pro" w:hAnsi="Source Sans Pro" w:cs="Source Sans Pro"/>
+          <w:sz w:val="19"/>
+          <w:szCs w:val="19"/>
+        </w:rPr>
+        <w:t>Windows internals, Linux fundamentals, Python, Excel, SQL (basic), TCP/IP basics</w:t>
+      </w:r>
+    </w:p>
+    <w:p>
+      <w:pPr>
+        <w:spacing w:before="48" w:after="48"/>
+      </w:pPr>
+      <w:r>
+        <w:rPr>
+          <w:rFonts w:ascii="Source Sans Pro" w:eastAsia="Source Sans Pro" w:hAnsi="Source Sans Pro" w:cs="Source Sans Pro"/>
+          <w:b/>
+          <w:sz w:val="19"/>
+          <w:szCs w:val="19"/>
+        </w:rPr>
+        <w:t xml:space="preserve">Frameworks: </w:t>
+      </w:r>
+      <w:r>
+        <w:rPr>
+          <w:rFonts w:ascii="Source Sans Pro" w:eastAsia="Source Sans Pro" w:hAnsi="Source Sans Pro" w:cs="Source Sans Pro"/>
+          <w:sz w:val="19"/>
+          <w:szCs w:val="19"/>
+        </w:rPr>
+        <w:t>MITRE ATT&amp;CK, OWASP Top 10, Incident Response (PICERL), audit trail documentation, security, analysis</w:t>
+      </w:r>
     </w:p>
     <w:p>
       <w:pPr>
         <w:pBdr>
           <w:bottom w:val="single" w:sz="6" w:space="1" w:color="000000"/>
         </w:pBdr>
-        <w:spacing w:before="155" w:after="52"/>
-      </w:pPr>
-      <w:r>
+        <w:spacing w:before="20" w:after="20"/>
         <w:rPr>
           <w:rFonts w:ascii="Source Sans Pro" w:eastAsia="Source Sans Pro" w:hAnsi="Source Sans Pro" w:cs="Source Sans Pro"/>
           <w:b/>
@@ -771,141 +885,14 @@
           <w:sz w:val="22"/>
           <w:szCs w:val="22"/>
         </w:rPr>
-        <w:t>Technical Skills</w:t>
-      </w:r>
-    </w:p>
-    <w:p>
-      <w:pPr>
-        <w:spacing w:before="24" w:after="24"/>
-      </w:pPr>
-      <w:r>
-        <w:rPr>
-          <w:rFonts w:ascii="Source Sans Pro" w:eastAsia="Source Sans Pro" w:hAnsi="Source Sans Pro" w:cs="Source Sans Pro"/>
-          <w:b/>
-          <w:sz w:val="19"/>
-          <w:szCs w:val="19"/>
-        </w:rPr>
-        <w:t xml:space="preserve">GRC &amp; Compliance: </w:t>
-      </w:r>
-      <w:r>
-        <w:rPr>
-          <w:rFonts w:ascii="Source Sans Pro" w:eastAsia="Source Sans Pro" w:hAnsi="Source Sans Pro" w:cs="Source Sans Pro"/>
-          <w:sz w:val="19"/>
-          <w:szCs w:val="19"/>
-        </w:rPr>
-        <w:t>NIST CSF, ISO 27001, PCI-DSS, GDPR/PDPB, SOX/ITGC, compliance monitoring</w:t>
-      </w:r>
-    </w:p>
-    <w:p>
-      <w:pPr>
-        <w:spacing w:before="24" w:after="24"/>
-      </w:pPr>
-      <w:r>
-        <w:rPr>
-          <w:rFonts w:ascii="Source Sans Pro" w:eastAsia="Source Sans Pro" w:hAnsi="Source Sans Pro" w:cs="Source Sans Pro"/>
-          <w:b/>
-          <w:sz w:val="19"/>
-          <w:szCs w:val="19"/>
-        </w:rPr>
-        <w:t xml:space="preserve">Risk &amp; Audit: </w:t>
-      </w:r>
-      <w:r>
-        <w:rPr>
-          <w:rFonts w:ascii="Source Sans Pro" w:eastAsia="Source Sans Pro" w:hAnsi="Source Sans Pro" w:cs="Source Sans Pro"/>
-          <w:sz w:val="19"/>
-          <w:szCs w:val="19"/>
-        </w:rPr>
-        <w:t>Risk assessment, control testing, audit documentation, vendor risk, RCSA basics</w:t>
-      </w:r>
-    </w:p>
-    <w:p>
-      <w:pPr>
-        <w:spacing w:before="24" w:after="24"/>
-      </w:pPr>
-      <w:r>
-        <w:rPr>
-          <w:rFonts w:ascii="Source Sans Pro" w:eastAsia="Source Sans Pro" w:hAnsi="Source Sans Pro" w:cs="Source Sans Pro"/>
-          <w:b/>
-          <w:sz w:val="19"/>
-          <w:szCs w:val="19"/>
-        </w:rPr>
-        <w:t xml:space="preserve">Fraud &amp; AML: </w:t>
-      </w:r>
-      <w:r>
-        <w:rPr>
-          <w:rFonts w:ascii="Source Sans Pro" w:eastAsia="Source Sans Pro" w:hAnsi="Source Sans Pro" w:cs="Source Sans Pro"/>
-          <w:sz w:val="19"/>
-          <w:szCs w:val="19"/>
-        </w:rPr>
-        <w:t>Transaction monitoring, AML typologies, KYC/CDD, sanctions screening</w:t>
-      </w:r>
-    </w:p>
-    <w:p>
-      <w:pPr>
-        <w:spacing w:before="24" w:after="24"/>
-      </w:pPr>
-      <w:r>
-        <w:rPr>
-          <w:rFonts w:ascii="Source Sans Pro" w:eastAsia="Source Sans Pro" w:hAnsi="Source Sans Pro" w:cs="Source Sans Pro"/>
-          <w:b/>
-          <w:sz w:val="19"/>
-          <w:szCs w:val="19"/>
-        </w:rPr>
-        <w:t xml:space="preserve">Systems &amp; Tools: </w:t>
-      </w:r>
-      <w:r>
-        <w:rPr>
-          <w:rFonts w:ascii="Source Sans Pro" w:eastAsia="Source Sans Pro" w:hAnsi="Source Sans Pro" w:cs="Source Sans Pro"/>
-          <w:sz w:val="19"/>
-          <w:szCs w:val="19"/>
-        </w:rPr>
-        <w:t>Windows internals, Linux fundamentals, Python, Excel, SQL (basic), TCP/IP basics</w:t>
-      </w:r>
-    </w:p>
-    <w:p>
-      <w:pPr>
-        <w:spacing w:before="24" w:after="24"/>
-      </w:pPr>
-      <w:r>
-        <w:rPr>
-          <w:rFonts w:ascii="Source Sans Pro" w:eastAsia="Source Sans Pro" w:hAnsi="Source Sans Pro" w:cs="Source Sans Pro"/>
-          <w:b/>
-          <w:sz w:val="19"/>
-          <w:szCs w:val="19"/>
-        </w:rPr>
-        <w:t xml:space="preserve">Frameworks: </w:t>
-      </w:r>
-      <w:r>
-        <w:rPr>
-          <w:rFonts w:ascii="Source Sans Pro" w:eastAsia="Source Sans Pro" w:hAnsi="Source Sans Pro" w:cs="Source Sans Pro"/>
-          <w:sz w:val="19"/>
-          <w:szCs w:val="19"/>
-        </w:rPr>
-        <w:t>MITRE ATT&amp;CK, OWASP Top 10, Incident Response (PICERL), audit trail documentation, security, management, analysis</w:t>
-      </w:r>
+      </w:pPr>
     </w:p>
     <w:p>
       <w:pPr>
         <w:pBdr>
           <w:bottom w:val="single" w:sz="6" w:space="1" w:color="000000"/>
         </w:pBdr>
-        <w:spacing w:before="155" w:after="52"/>
-        <w:rPr>
-          <w:rFonts w:ascii="Source Sans Pro" w:eastAsia="Source Sans Pro" w:hAnsi="Source Sans Pro" w:cs="Source Sans Pro"/>
-          <w:b/>
-          <w:bCs/>
-          <w:color w:val="000000"/>
-          <w:sz w:val="22"/>
-          <w:szCs w:val="22"/>
-        </w:rPr>
-      </w:pPr>
-    </w:p>
-    <w:p>
-      <w:pPr>
-        <w:pBdr>
-          <w:bottom w:val="single" w:sz="6" w:space="1" w:color="000000"/>
-        </w:pBdr>
-        <w:spacing w:before="155" w:after="52"/>
+        <w:spacing w:before="116" w:after="0"/>
       </w:pPr>
       <w:r>
         <w:rPr>
@@ -926,7 +913,7 @@
           <w:ilvl w:val="0"/>
           <w:numId w:val="2"/>
         </w:numPr>
-        <w:spacing w:before="13" w:after="13"/>
+        <w:spacing w:before="13" w:after="33"/>
       </w:pPr>
       <w:r>
         <w:rPr>
@@ -945,7 +932,7 @@
           <w:ilvl w:val="0"/>
           <w:numId w:val="2"/>
         </w:numPr>
-        <w:spacing w:before="13" w:after="13"/>
+        <w:spacing w:before="13" w:after="33"/>
       </w:pPr>
       <w:r>
         <w:rPr>

--- a/resumes/Resume_Security_and_Compliance_Analyst_CertifyOS__unknown_.docx
+++ b/resumes/Resume_Security_and_Compliance_Analyst_CertifyOS__unknown_.docx
@@ -117,7 +117,7 @@
         <w:pBdr>
           <w:bottom w:val="single" w:sz="6" w:space="1" w:color="000000"/>
         </w:pBdr>
-        <w:spacing w:before="116" w:after="0"/>
+        <w:spacing w:before="89" w:after="0"/>
       </w:pPr>
       <w:r>
         <w:rPr>
@@ -289,7 +289,7 @@
     </w:p>
     <w:p>
       <w:pPr>
-        <w:spacing w:before="20" w:after="20"/>
+        <w:spacing w:before="14" w:after="14"/>
       </w:pPr>
     </w:p>
     <w:p>
@@ -297,7 +297,7 @@
         <w:pBdr>
           <w:bottom w:val="single" w:sz="6" w:space="1" w:color="000000"/>
         </w:pBdr>
-        <w:spacing w:before="116" w:after="0"/>
+        <w:spacing w:before="89" w:after="0"/>
       </w:pPr>
       <w:r>
         <w:rPr>
@@ -404,16 +404,16 @@
           <w:ilvl w:val="0"/>
           <w:numId w:val="2"/>
         </w:numPr>
-        <w:spacing w:before="13" w:after="33"/>
-      </w:pPr>
-      <w:r>
-        <w:rPr>
-          <w:rFonts w:ascii="Source Sans Pro" w:eastAsia="Source Sans Pro" w:hAnsi="Source Sans Pro" w:cs="Source Sans Pro"/>
-          <w:color w:val="000000"/>
-          <w:sz w:val="19"/>
-          <w:szCs w:val="19"/>
-        </w:rPr>
-        <w:t>Developed and maintained weekly inventory reimbursement case triage workflow, ensuring highest_priority cases were addressed promptly and policy eligibility was verified.</w:t>
+        <w:spacing w:before="13" w:after="27"/>
+      </w:pPr>
+      <w:r>
+        <w:rPr>
+          <w:rFonts w:ascii="Source Sans Pro" w:eastAsia="Source Sans Pro" w:hAnsi="Source Sans Pro" w:cs="Source Sans Pro"/>
+          <w:color w:val="000000"/>
+          <w:sz w:val="19"/>
+          <w:szCs w:val="19"/>
+        </w:rPr>
+        <w:t>Triaged 50+ weekly inventory reimbursement cases by severity and policy eligibility, ensuring compliance with established guidelines and regulations.</w:t>
       </w:r>
     </w:p>
     <w:p>
@@ -423,16 +423,16 @@
           <w:ilvl w:val="0"/>
           <w:numId w:val="2"/>
         </w:numPr>
-        <w:spacing w:before="13" w:after="33"/>
-      </w:pPr>
-      <w:r>
-        <w:rPr>
-          <w:rFonts w:ascii="Source Sans Pro" w:eastAsia="Source Sans Pro" w:hAnsi="Source Sans Pro" w:cs="Source Sans Pro"/>
-          <w:color w:val="000000"/>
-          <w:sz w:val="19"/>
-          <w:szCs w:val="19"/>
-        </w:rPr>
-        <w:t>Conducted root cause analysis on seller claims to identify policy violations and anomalous patterns, and escalated findings to senior reviewers for further action.</w:t>
+        <w:spacing w:before="13" w:after="27"/>
+      </w:pPr>
+      <w:r>
+        <w:rPr>
+          <w:rFonts w:ascii="Source Sans Pro" w:eastAsia="Source Sans Pro" w:hAnsi="Source Sans Pro" w:cs="Source Sans Pro"/>
+          <w:color w:val="000000"/>
+          <w:sz w:val="19"/>
+          <w:szCs w:val="19"/>
+        </w:rPr>
+        <w:t>Conducted root cause analysis on seller claims to identify policy violations and anomalous patterns, demonstrating investigative instincts essential for information security and risk management.</w:t>
       </w:r>
     </w:p>
     <w:p>
@@ -442,16 +442,16 @@
           <w:ilvl w:val="0"/>
           <w:numId w:val="2"/>
         </w:numPr>
-        <w:spacing w:before="13" w:after="33"/>
-      </w:pPr>
-      <w:r>
-        <w:rPr>
-          <w:rFonts w:ascii="Source Sans Pro" w:eastAsia="Source Sans Pro" w:hAnsi="Source Sans Pro" w:cs="Source Sans Pro"/>
-          <w:color w:val="000000"/>
-          <w:sz w:val="19"/>
-          <w:szCs w:val="19"/>
-        </w:rPr>
-        <w:t>Maintained audit-ready case documentation, recording investigation findings, decisions, and corrective actions, ensuring evidence chain-of-custody discipline for security incident reporting.</w:t>
+        <w:spacing w:before="13" w:after="27"/>
+      </w:pPr>
+      <w:r>
+        <w:rPr>
+          <w:rFonts w:ascii="Source Sans Pro" w:eastAsia="Source Sans Pro" w:hAnsi="Source Sans Pro" w:cs="Source Sans Pro"/>
+          <w:color w:val="000000"/>
+          <w:sz w:val="19"/>
+          <w:szCs w:val="19"/>
+        </w:rPr>
+        <w:t>Maintained audit-ready case documentation, recording investigation findings, decisions, and corrective actions, ensuring evidence chain-of-custody discipline.</w:t>
       </w:r>
     </w:p>
     <w:p>
@@ -461,7 +461,7 @@
           <w:ilvl w:val="0"/>
           <w:numId w:val="2"/>
         </w:numPr>
-        <w:spacing w:before="13" w:after="33"/>
+        <w:spacing w:before="13" w:after="27"/>
       </w:pPr>
       <w:r>
         <w:rPr>
@@ -494,14 +494,14 @@
     <w:p>
       <w:pPr>
         <w:pStyle w:val="ListParagraph"/>
-        <w:spacing w:before="20" w:after="20"/>
+        <w:spacing w:before="14" w:after="14"/>
         <w:ind w:left="450"/>
       </w:pPr>
     </w:p>
     <w:p>
       <w:pPr>
         <w:pStyle w:val="ListParagraph"/>
-        <w:spacing w:before="20" w:after="20"/>
+        <w:spacing w:before="14" w:after="14"/>
         <w:ind w:left="450"/>
       </w:pPr>
     </w:p>
@@ -510,7 +510,7 @@
         <w:pBdr>
           <w:bottom w:val="single" w:sz="6" w:space="1" w:color="000000"/>
         </w:pBdr>
-        <w:spacing w:before="116" w:after="0"/>
+        <w:spacing w:before="89" w:after="0"/>
       </w:pPr>
       <w:r>
         <w:rPr>
@@ -577,16 +577,16 @@
           <w:ilvl w:val="0"/>
           <w:numId w:val="2"/>
         </w:numPr>
-        <w:spacing w:before="13" w:after="33"/>
-      </w:pPr>
-      <w:r>
-        <w:rPr>
-          <w:rFonts w:ascii="Source Sans Pro" w:eastAsia="Source Sans Pro" w:hAnsi="Source Sans Pro" w:cs="Source Sans Pro"/>
-          <w:color w:val="000000"/>
-          <w:sz w:val="19"/>
-          <w:szCs w:val="19"/>
-        </w:rPr>
-        <w:t>Built multi-API threat intelligence pipeline: submits suspicious data to VirusTotal, AbuseIPDB, and URLScan.io; cross-references WHOIS, DNS, and SSL details for unified phishing probability score (EPSS 85).</w:t>
+        <w:spacing w:before="13" w:after="27"/>
+      </w:pPr>
+      <w:r>
+        <w:rPr>
+          <w:rFonts w:ascii="Source Sans Pro" w:eastAsia="Source Sans Pro" w:hAnsi="Source Sans Pro" w:cs="Source Sans Pro"/>
+          <w:color w:val="000000"/>
+          <w:sz w:val="19"/>
+          <w:szCs w:val="19"/>
+        </w:rPr>
+        <w:t>Built multi-API threat intelligence pipeline: submits suspicious data to VirusTotal, AbuseIPDB, and URLScan.io; cross-references WHOIS, DNS, and SSL details for unified phishing score.</w:t>
       </w:r>
     </w:p>
     <w:p>
@@ -596,16 +596,16 @@
           <w:ilvl w:val="0"/>
           <w:numId w:val="2"/>
         </w:numPr>
-        <w:spacing w:before="13" w:after="33"/>
-      </w:pPr>
-      <w:r>
-        <w:rPr>
-          <w:rFonts w:ascii="Source Sans Pro" w:eastAsia="Source Sans Pro" w:hAnsi="Source Sans Pro" w:cs="Source Sans Pro"/>
-          <w:color w:val="000000"/>
-          <w:sz w:val="19"/>
-          <w:szCs w:val="19"/>
-        </w:rPr>
-        <w:t>Developed typosquatting detector generating domain variants and checking live DNS resolution to catch brand-impersonation attacks.</w:t>
+        <w:spacing w:before="13" w:after="27"/>
+      </w:pPr>
+      <w:r>
+        <w:rPr>
+          <w:rFonts w:ascii="Source Sans Pro" w:eastAsia="Source Sans Pro" w:hAnsi="Source Sans Pro" w:cs="Source Sans Pro"/>
+          <w:color w:val="000000"/>
+          <w:sz w:val="19"/>
+          <w:szCs w:val="19"/>
+        </w:rPr>
+        <w:t>Developed typosquatting detector generating domain variants and checking DNS resolution to catch brand-impersonation attacks before they reach threat feeds (T1110).</w:t>
       </w:r>
     </w:p>
     <w:p>
@@ -615,7 +615,7 @@
           <w:ilvl w:val="0"/>
           <w:numId w:val="2"/>
         </w:numPr>
-        <w:spacing w:before="13" w:after="33"/>
+        <w:spacing w:before="13" w:after="27"/>
       </w:pPr>
       <w:r>
         <w:rPr>
@@ -629,7 +629,7 @@
     </w:p>
     <w:p>
       <w:pPr>
-        <w:spacing w:before="20" w:after="20"/>
+        <w:spacing w:before="14" w:after="14"/>
       </w:pPr>
     </w:p>
     <w:p>
@@ -685,7 +685,7 @@
           <w:ilvl w:val="0"/>
           <w:numId w:val="2"/>
         </w:numPr>
-        <w:spacing w:before="13" w:after="33"/>
+        <w:spacing w:before="13" w:after="27"/>
       </w:pPr>
       <w:r>
         <w:rPr>
@@ -704,16 +704,16 @@
           <w:ilvl w:val="0"/>
           <w:numId w:val="2"/>
         </w:numPr>
-        <w:spacing w:before="13" w:after="33"/>
-      </w:pPr>
-      <w:r>
-        <w:rPr>
-          <w:rFonts w:ascii="Source Sans Pro" w:eastAsia="Source Sans Pro" w:hAnsi="Source Sans Pro" w:cs="Source Sans Pro"/>
-          <w:color w:val="000000"/>
-          <w:sz w:val="19"/>
-          <w:szCs w:val="19"/>
-        </w:rPr>
-        <w:t>Developed OWASP Top 10 automated web checker to detect web vulnerabilities (injection, auth, SSRF) and documented SQL injection remediation.</w:t>
+        <w:spacing w:before="13" w:after="27"/>
+      </w:pPr>
+      <w:r>
+        <w:rPr>
+          <w:rFonts w:ascii="Source Sans Pro" w:eastAsia="Source Sans Pro" w:hAnsi="Source Sans Pro" w:cs="Source Sans Pro"/>
+          <w:color w:val="000000"/>
+          <w:sz w:val="19"/>
+          <w:szCs w:val="19"/>
+        </w:rPr>
+        <w:t>Developed OWASP Top 10 automated web checker to detect injection, auth, and SSRF vulnerabilities via crafted HTTP requests.</w:t>
       </w:r>
     </w:p>
     <w:p>
@@ -723,7 +723,7 @@
           <w:ilvl w:val="0"/>
           <w:numId w:val="2"/>
         </w:numPr>
-        <w:spacing w:before="13" w:after="33"/>
+        <w:spacing w:before="13" w:after="27"/>
       </w:pPr>
       <w:r>
         <w:rPr>
@@ -738,7 +738,7 @@
     <w:p>
       <w:pPr>
         <w:pStyle w:val="ListParagraph"/>
-        <w:spacing w:before="20" w:after="20"/>
+        <w:spacing w:before="14" w:after="14"/>
         <w:ind w:left="450"/>
       </w:pPr>
     </w:p>
@@ -747,7 +747,7 @@
         <w:pBdr>
           <w:bottom w:val="single" w:sz="6" w:space="1" w:color="000000"/>
         </w:pBdr>
-        <w:spacing w:before="116" w:after="0"/>
+        <w:spacing w:before="89" w:after="0"/>
       </w:pPr>
       <w:r>
         <w:rPr>
@@ -763,7 +763,7 @@
     </w:p>
     <w:p>
       <w:pPr>
-        <w:spacing w:before="48" w:after="48"/>
+        <w:spacing w:before="41" w:after="41"/>
       </w:pPr>
       <w:r>
         <w:rPr>
@@ -785,7 +785,7 @@
     </w:p>
     <w:p>
       <w:pPr>
-        <w:spacing w:before="48" w:after="48"/>
+        <w:spacing w:before="41" w:after="41"/>
       </w:pPr>
       <w:r>
         <w:rPr>
@@ -807,7 +807,7 @@
     </w:p>
     <w:p>
       <w:pPr>
-        <w:spacing w:before="48" w:after="48"/>
+        <w:spacing w:before="41" w:after="41"/>
       </w:pPr>
       <w:r>
         <w:rPr>
@@ -829,7 +829,7 @@
     </w:p>
     <w:p>
       <w:pPr>
-        <w:spacing w:before="48" w:after="48"/>
+        <w:spacing w:before="41" w:after="41"/>
       </w:pPr>
       <w:r>
         <w:rPr>
@@ -851,7 +851,7 @@
     </w:p>
     <w:p>
       <w:pPr>
-        <w:spacing w:before="48" w:after="48"/>
+        <w:spacing w:before="41" w:after="41"/>
       </w:pPr>
       <w:r>
         <w:rPr>
@@ -868,7 +868,7 @@
           <w:sz w:val="19"/>
           <w:szCs w:val="19"/>
         </w:rPr>
-        <w:t>MITRE ATT&amp;CK, OWASP Top 10, Incident Response (PICERL), audit trail documentation, security, analysis</w:t>
+        <w:t>MITRE ATT&amp;CK, OWASP Top 10, Incident Response (PICERL), audit trail documentation, security, management, analysis</w:t>
       </w:r>
     </w:p>
     <w:p>
@@ -876,7 +876,7 @@
         <w:pBdr>
           <w:bottom w:val="single" w:sz="6" w:space="1" w:color="000000"/>
         </w:pBdr>
-        <w:spacing w:before="20" w:after="20"/>
+        <w:spacing w:before="14" w:after="14"/>
         <w:rPr>
           <w:rFonts w:ascii="Source Sans Pro" w:eastAsia="Source Sans Pro" w:hAnsi="Source Sans Pro" w:cs="Source Sans Pro"/>
           <w:b/>
@@ -892,7 +892,7 @@
         <w:pBdr>
           <w:bottom w:val="single" w:sz="6" w:space="1" w:color="000000"/>
         </w:pBdr>
-        <w:spacing w:before="116" w:after="0"/>
+        <w:spacing w:before="89" w:after="0"/>
       </w:pPr>
       <w:r>
         <w:rPr>
@@ -913,7 +913,7 @@
           <w:ilvl w:val="0"/>
           <w:numId w:val="2"/>
         </w:numPr>
-        <w:spacing w:before="13" w:after="33"/>
+        <w:spacing w:before="13" w:after="27"/>
       </w:pPr>
       <w:r>
         <w:rPr>
@@ -932,7 +932,7 @@
           <w:ilvl w:val="0"/>
           <w:numId w:val="2"/>
         </w:numPr>
-        <w:spacing w:before="13" w:after="33"/>
+        <w:spacing w:before="13" w:after="27"/>
       </w:pPr>
       <w:r>
         <w:rPr>
